--- a/02-analise/02-diagrama-casos-uso.docx
+++ b/02-analise/02-diagrama-casos-uso.docx
@@ -726,13 +726,13 @@
       </w:r>
     </w:p>
     <w:bookmarkEnd w:id="61"/>
-    <w:bookmarkStart w:id="65" w:name="implantação-deployment"/>
+    <w:bookmarkStart w:id="65" w:name="implantação"/>
     <w:p>
       <w:pPr>
         <w:pStyle w:val="Heading2"/>
       </w:pPr>
       <w:r>
-        <w:t xml:space="preserve">4. Implantação (deployment)</w:t>
+        <w:t xml:space="preserve">4. Implantação</w:t>
       </w:r>
     </w:p>
     <w:p>
